--- a/ticketOutTheDoor/2425/Set0HelloWorld/Set0TicketOutTheDoorAPCompSciA.docx
+++ b/ticketOutTheDoor/2425/Set0HelloWorld/Set0TicketOutTheDoorAPCompSciA.docx
@@ -1,6 +1,6 @@
 
 <file path=word/document.xml><?xml version="1.0" encoding="utf-8"?>
-<w:document xmlns:wpc="http://schemas.microsoft.com/office/word/2010/wordprocessingCanvas" xmlns:cx="http://schemas.microsoft.com/office/drawing/2014/chartex" xmlns:cx1="http://schemas.microsoft.com/office/drawing/2015/9/8/chartex" xmlns:cx2="http://schemas.microsoft.com/office/drawing/2015/10/21/chartex" xmlns:cx3="http://schemas.microsoft.com/office/drawing/2016/5/9/chartex" xmlns:cx4="http://schemas.microsoft.com/office/drawing/2016/5/10/chartex" xmlns:cx5="http://schemas.microsoft.com/office/drawing/2016/5/11/chartex" xmlns:cx6="http://schemas.microsoft.com/office/drawing/2016/5/12/chartex" xmlns:cx7="http://schemas.microsoft.com/office/drawing/2016/5/13/chartex" xmlns:cx8="http://schemas.microsoft.com/office/drawing/2016/5/14/chartex" xmlns:mc="http://schemas.openxmlformats.org/markup-compatibility/2006" xmlns:aink="http://schemas.microsoft.com/office/drawing/2016/ink" xmlns:am3d="http://schemas.microsoft.com/office/drawing/2017/model3d" xmlns:o="urn:schemas-microsoft-com:office:office" xmlns:r="http://schemas.openxmlformats.org/officeDocument/2006/relationships" xmlns:m="http://schemas.openxmlformats.org/officeDocument/2006/math" xmlns:v="urn:schemas-microsoft-com:vml" xmlns:wp14="http://schemas.microsoft.com/office/word/2010/wordprocessingDrawing" xmlns:wp="http://schemas.openxmlformats.org/drawingml/2006/wordprocessingDrawing" xmlns:w10="urn:schemas-microsoft-com:office:word" xmlns:w="http://schemas.openxmlformats.org/wordprocessingml/2006/main" xmlns:w14="http://schemas.microsoft.com/office/word/2010/wordml" xmlns:w15="http://schemas.microsoft.com/office/word/2012/wordml" xmlns:w16cex="http://schemas.microsoft.com/office/word/2018/wordml/cex" xmlns:w16cid="http://schemas.microsoft.com/office/word/2016/wordml/cid" xmlns:w16="http://schemas.microsoft.com/office/word/2018/wordml" xmlns:w16sdtdh="http://schemas.microsoft.com/office/word/2020/wordml/sdtdatahash" xmlns:w16se="http://schemas.microsoft.com/office/word/2015/wordml/symex" xmlns:wpg="http://schemas.microsoft.com/office/word/2010/wordprocessingGroup" xmlns:wpi="http://schemas.microsoft.com/office/word/2010/wordprocessingInk" xmlns:wne="http://schemas.microsoft.com/office/word/2006/wordml" xmlns:wps="http://schemas.microsoft.com/office/word/2010/wordprocessingShape" mc:Ignorable="w14 w15 w16se w16cid w16 w16cex w16sdtdh wp14">
+<w:document xmlns:wpc="http://schemas.microsoft.com/office/word/2010/wordprocessingCanvas" xmlns:cx="http://schemas.microsoft.com/office/drawing/2014/chartex" xmlns:cx1="http://schemas.microsoft.com/office/drawing/2015/9/8/chartex" xmlns:cx2="http://schemas.microsoft.com/office/drawing/2015/10/21/chartex" xmlns:cx3="http://schemas.microsoft.com/office/drawing/2016/5/9/chartex" xmlns:cx4="http://schemas.microsoft.com/office/drawing/2016/5/10/chartex" xmlns:cx5="http://schemas.microsoft.com/office/drawing/2016/5/11/chartex" xmlns:cx6="http://schemas.microsoft.com/office/drawing/2016/5/12/chartex" xmlns:cx7="http://schemas.microsoft.com/office/drawing/2016/5/13/chartex" xmlns:cx8="http://schemas.microsoft.com/office/drawing/2016/5/14/chartex" xmlns:mc="http://schemas.openxmlformats.org/markup-compatibility/2006" xmlns:aink="http://schemas.microsoft.com/office/drawing/2016/ink" xmlns:am3d="http://schemas.microsoft.com/office/drawing/2017/model3d" xmlns:o="urn:schemas-microsoft-com:office:office" xmlns:r="http://schemas.openxmlformats.org/officeDocument/2006/relationships" xmlns:m="http://schemas.openxmlformats.org/officeDocument/2006/math" xmlns:v="urn:schemas-microsoft-com:vml" xmlns:wp14="http://schemas.microsoft.com/office/word/2010/wordprocessingDrawing" xmlns:wp="http://schemas.openxmlformats.org/drawingml/2006/wordprocessingDrawing" xmlns:w10="urn:schemas-microsoft-com:office:word" xmlns:w="http://schemas.openxmlformats.org/wordprocessingml/2006/main" xmlns:w14="http://schemas.microsoft.com/office/word/2010/wordml" xmlns:w15="http://schemas.microsoft.com/office/word/2012/wordml" xmlns:w16cex="http://schemas.microsoft.com/office/word/2018/wordml/cex" xmlns:w16cid="http://schemas.microsoft.com/office/word/2016/wordml/cid" xmlns:w16="http://schemas.microsoft.com/office/word/2018/wordml" xmlns:w16se="http://schemas.microsoft.com/office/word/2015/wordml/symex" xmlns:wpg="http://schemas.microsoft.com/office/word/2010/wordprocessingGroup" xmlns:wpi="http://schemas.microsoft.com/office/word/2010/wordprocessingInk" xmlns:wne="http://schemas.microsoft.com/office/word/2006/wordml" xmlns:wps="http://schemas.microsoft.com/office/word/2010/wordprocessingShape" mc:Ignorable="w14 w15 w16se w16cid w16 w16cex wp14">
   <w:body>
     <w:p/>
     <w:tbl>
@@ -77,7 +77,23 @@
                 <w:rFonts w:cs="Courier New"/>
                 <w:szCs w:val="20"/>
               </w:rPr>
-              <w:t xml:space="preserve">A student wants to write a class called “myFirstProject”.  </w:t>
+              <w:t xml:space="preserve">A student wants to write a public class called </w:t>
+            </w:r>
+            <w:proofErr w:type="spellStart"/>
+            <w:r>
+              <w:rPr>
+                <w:rFonts w:cs="Courier New"/>
+                <w:szCs w:val="20"/>
+              </w:rPr>
+              <w:t>MyFirstProject</w:t>
+            </w:r>
+            <w:proofErr w:type="spellEnd"/>
+            <w:r>
+              <w:rPr>
+                <w:rFonts w:cs="Courier New"/>
+                <w:szCs w:val="20"/>
+              </w:rPr>
+              <w:t>.</w:t>
             </w:r>
           </w:p>
         </w:tc>
@@ -109,13 +125,7 @@
               <w:rPr>
                 <w:szCs w:val="20"/>
               </w:rPr>
-              <w:t>(a) How should the student name the file</w:t>
-            </w:r>
-            <w:r>
-              <w:rPr>
-                <w:szCs w:val="20"/>
-              </w:rPr>
-              <w:t>?</w:t>
+              <w:t>(a) What should the student name the file?</w:t>
             </w:r>
           </w:p>
           <w:p>
@@ -166,7 +176,7 @@
               <w:rPr>
                 <w:szCs w:val="20"/>
               </w:rPr>
-              <w:t>(b) Write the code that should be used to declare the class</w:t>
+              <w:t>(b) Write the declaration for the class. Include the opening and closing curly braces.</w:t>
             </w:r>
           </w:p>
           <w:p>
@@ -301,7 +311,7 @@
                 <w:szCs w:val="20"/>
                 <w:lang w:eastAsia="en-US" w:bidi="ar-SA"/>
               </w:rPr>
-              <w:t xml:space="preserve">A student declared the following class.  Write the main method. </w:t>
+              <w:t>A student has declared the following class. Complete it by writing the main method.</w:t>
             </w:r>
           </w:p>
         </w:tc>
@@ -319,7 +329,25 @@
                 <w:szCs w:val="20"/>
                 <w:lang w:eastAsia="en-US" w:bidi="ar-SA"/>
               </w:rPr>
-              <w:t>public class myFirstClass{</w:t>
+              <w:t xml:space="preserve">public class </w:t>
+            </w:r>
+            <w:proofErr w:type="spellStart"/>
+            <w:r>
+              <w:rPr>
+                <w:rFonts w:ascii="Consolas" w:hAnsi="Consolas"/>
+                <w:szCs w:val="20"/>
+                <w:lang w:eastAsia="en-US" w:bidi="ar-SA"/>
+              </w:rPr>
+              <w:t>MyFirstClass</w:t>
+            </w:r>
+            <w:proofErr w:type="spellEnd"/>
+            <w:r>
+              <w:rPr>
+                <w:rFonts w:ascii="Consolas" w:hAnsi="Consolas"/>
+                <w:szCs w:val="20"/>
+                <w:lang w:eastAsia="en-US" w:bidi="ar-SA"/>
+              </w:rPr>
+              <w:t xml:space="preserve"> {</w:t>
             </w:r>
           </w:p>
           <w:p>
@@ -446,7 +474,7 @@
           </w:tcPr>
           <w:p>
             <w:r>
-              <w:t>Indicate what is printed when the following code is executed</w:t>
+              <w:t>Write the exact output produced by the following code. Preserve all spaces and line breaks.</w:t>
             </w:r>
           </w:p>
         </w:tc>
@@ -466,117 +494,273 @@
               <w:suppressAutoHyphens w:val="0"/>
               <w:spacing w:line="285" w:lineRule="atLeast"/>
             </w:pPr>
-            <w:r>
-              <w:rPr>
-                <w:rFonts w:ascii="Consolas" w:hAnsi="Consolas"/>
-                <w:color w:val="000000"/>
-                <w:sz w:val="21"/>
-                <w:szCs w:val="21"/>
-                <w:lang w:eastAsia="en-US" w:bidi="ar-SA"/>
-              </w:rPr>
-              <w:t>System.out.print(“Hello”);</w:t>
-            </w:r>
-          </w:p>
-          <w:p>
-            <w:pPr>
-              <w:shd w:val="clear" w:color="auto" w:fill="FFFFFE"/>
-              <w:suppressAutoHyphens w:val="0"/>
-              <w:spacing w:line="285" w:lineRule="atLeast"/>
-            </w:pPr>
-            <w:r>
-              <w:rPr>
-                <w:rFonts w:ascii="Consolas" w:hAnsi="Consolas"/>
-                <w:color w:val="000000"/>
-                <w:sz w:val="21"/>
-                <w:szCs w:val="21"/>
-                <w:lang w:eastAsia="en-US" w:bidi="ar-SA"/>
-              </w:rPr>
-              <w:t>System.out.print(“ “);</w:t>
-            </w:r>
-          </w:p>
-          <w:p>
-            <w:pPr>
-              <w:shd w:val="clear" w:color="auto" w:fill="FFFFFE"/>
-              <w:suppressAutoHyphens w:val="0"/>
-              <w:spacing w:line="285" w:lineRule="atLeast"/>
-            </w:pPr>
-            <w:r>
-              <w:rPr>
-                <w:rFonts w:ascii="Consolas" w:hAnsi="Consolas"/>
-                <w:color w:val="000000"/>
-                <w:sz w:val="21"/>
-                <w:szCs w:val="21"/>
-                <w:lang w:eastAsia="en-US" w:bidi="ar-SA"/>
-              </w:rPr>
-              <w:t>System.out.print(“Timberline!”);</w:t>
-            </w:r>
-          </w:p>
-          <w:p>
-            <w:pPr>
-              <w:shd w:val="clear" w:color="auto" w:fill="FFFFFE"/>
-              <w:suppressAutoHyphens w:val="0"/>
-              <w:spacing w:line="285" w:lineRule="atLeast"/>
-            </w:pPr>
-            <w:r>
-              <w:rPr>
-                <w:rFonts w:ascii="Consolas" w:hAnsi="Consolas"/>
-                <w:color w:val="000000"/>
-                <w:sz w:val="21"/>
-                <w:szCs w:val="21"/>
-                <w:lang w:eastAsia="en-US" w:bidi="ar-SA"/>
-              </w:rPr>
-              <w:t>System.out.println();</w:t>
-            </w:r>
-          </w:p>
-          <w:p>
-            <w:pPr>
-              <w:shd w:val="clear" w:color="auto" w:fill="FFFFFE"/>
-              <w:suppressAutoHyphens w:val="0"/>
-              <w:spacing w:line="285" w:lineRule="atLeast"/>
-            </w:pPr>
-            <w:r>
-              <w:rPr>
-                <w:rFonts w:ascii="Consolas" w:hAnsi="Consolas"/>
-                <w:color w:val="000000"/>
-                <w:sz w:val="21"/>
-                <w:szCs w:val="21"/>
-                <w:lang w:eastAsia="en-US" w:bidi="ar-SA"/>
-              </w:rPr>
-              <w:t>System.out.print(“JAVA”);</w:t>
-            </w:r>
-          </w:p>
-          <w:p>
-            <w:pPr>
-              <w:shd w:val="clear" w:color="auto" w:fill="FFFFFE"/>
-              <w:suppressAutoHyphens w:val="0"/>
-              <w:spacing w:line="285" w:lineRule="atLeast"/>
-            </w:pPr>
-            <w:r>
-              <w:rPr>
-                <w:rFonts w:ascii="Consolas" w:hAnsi="Consolas"/>
-                <w:color w:val="000000"/>
-                <w:sz w:val="21"/>
-                <w:szCs w:val="21"/>
-                <w:lang w:eastAsia="en-US" w:bidi="ar-SA"/>
-              </w:rPr>
-              <w:t>System.out.println(“is”);</w:t>
-            </w:r>
-          </w:p>
-          <w:p>
-            <w:pPr>
-              <w:shd w:val="clear" w:color="auto" w:fill="FFFFFE"/>
-              <w:suppressAutoHyphens w:val="0"/>
-              <w:spacing w:line="285" w:lineRule="atLeast"/>
-            </w:pPr>
-            <w:r>
-              <w:rPr>
-                <w:rFonts w:ascii="Consolas" w:hAnsi="Consolas"/>
-                <w:color w:val="000000"/>
-                <w:sz w:val="21"/>
-                <w:szCs w:val="21"/>
-                <w:lang w:eastAsia="en-US" w:bidi="ar-SA"/>
-              </w:rPr>
-              <w:t>System.out.print(“awesome!”);</w:t>
+            <w:proofErr w:type="spellStart"/>
+            <w:r>
+              <w:rPr>
+                <w:rFonts w:ascii="Consolas" w:hAnsi="Consolas"/>
+                <w:color w:val="000000"/>
+                <w:sz w:val="21"/>
+                <w:szCs w:val="21"/>
+                <w:lang w:eastAsia="en-US" w:bidi="ar-SA"/>
+              </w:rPr>
+              <w:t>System.out.print</w:t>
+            </w:r>
+            <w:proofErr w:type="spellEnd"/>
+            <w:r>
+              <w:rPr>
+                <w:rFonts w:ascii="Consolas" w:hAnsi="Consolas"/>
+                <w:color w:val="000000"/>
+                <w:sz w:val="21"/>
+                <w:szCs w:val="21"/>
+                <w:lang w:eastAsia="en-US" w:bidi="ar-SA"/>
+              </w:rPr>
+              <w:t>("Hello"</w:t>
+            </w:r>
+            <w:proofErr w:type="gramStart"/>
+            <w:r>
+              <w:rPr>
+                <w:rFonts w:ascii="Consolas" w:hAnsi="Consolas"/>
+                <w:color w:val="000000"/>
+                <w:sz w:val="21"/>
+                <w:szCs w:val="21"/>
+                <w:lang w:eastAsia="en-US" w:bidi="ar-SA"/>
+              </w:rPr>
+              <w:t>);</w:t>
+            </w:r>
+            <w:proofErr w:type="gramEnd"/>
+          </w:p>
+          <w:p>
+            <w:pPr>
+              <w:shd w:val="clear" w:color="auto" w:fill="FFFFFE"/>
+              <w:suppressAutoHyphens w:val="0"/>
+              <w:spacing w:line="285" w:lineRule="atLeast"/>
+            </w:pPr>
+            <w:proofErr w:type="spellStart"/>
+            <w:r>
+              <w:rPr>
+                <w:rFonts w:ascii="Consolas" w:hAnsi="Consolas"/>
+                <w:color w:val="000000"/>
+                <w:sz w:val="21"/>
+                <w:szCs w:val="21"/>
+                <w:lang w:eastAsia="en-US" w:bidi="ar-SA"/>
+              </w:rPr>
+              <w:t>System.out.print</w:t>
+            </w:r>
+            <w:proofErr w:type="spellEnd"/>
+            <w:r>
+              <w:rPr>
+                <w:rFonts w:ascii="Consolas" w:hAnsi="Consolas"/>
+                <w:color w:val="000000"/>
+                <w:sz w:val="21"/>
+                <w:szCs w:val="21"/>
+                <w:lang w:eastAsia="en-US" w:bidi="ar-SA"/>
+              </w:rPr>
+              <w:t>(" "</w:t>
+            </w:r>
+            <w:proofErr w:type="gramStart"/>
+            <w:r>
+              <w:rPr>
+                <w:rFonts w:ascii="Consolas" w:hAnsi="Consolas"/>
+                <w:color w:val="000000"/>
+                <w:sz w:val="21"/>
+                <w:szCs w:val="21"/>
+                <w:lang w:eastAsia="en-US" w:bidi="ar-SA"/>
+              </w:rPr>
+              <w:t>);</w:t>
+            </w:r>
+            <w:proofErr w:type="gramEnd"/>
+          </w:p>
+          <w:p>
+            <w:pPr>
+              <w:shd w:val="clear" w:color="auto" w:fill="FFFFFE"/>
+              <w:suppressAutoHyphens w:val="0"/>
+              <w:spacing w:line="285" w:lineRule="atLeast"/>
+            </w:pPr>
+            <w:proofErr w:type="spellStart"/>
+            <w:r>
+              <w:rPr>
+                <w:rFonts w:ascii="Consolas" w:hAnsi="Consolas"/>
+                <w:color w:val="000000"/>
+                <w:sz w:val="21"/>
+                <w:szCs w:val="21"/>
+                <w:lang w:eastAsia="en-US" w:bidi="ar-SA"/>
+              </w:rPr>
+              <w:t>System.out.print</w:t>
+            </w:r>
+            <w:proofErr w:type="spellEnd"/>
+            <w:r>
+              <w:rPr>
+                <w:rFonts w:ascii="Consolas" w:hAnsi="Consolas"/>
+                <w:color w:val="000000"/>
+                <w:sz w:val="21"/>
+                <w:szCs w:val="21"/>
+                <w:lang w:eastAsia="en-US" w:bidi="ar-SA"/>
+              </w:rPr>
+              <w:t>("Timberline!"</w:t>
+            </w:r>
+            <w:proofErr w:type="gramStart"/>
+            <w:r>
+              <w:rPr>
+                <w:rFonts w:ascii="Consolas" w:hAnsi="Consolas"/>
+                <w:color w:val="000000"/>
+                <w:sz w:val="21"/>
+                <w:szCs w:val="21"/>
+                <w:lang w:eastAsia="en-US" w:bidi="ar-SA"/>
+              </w:rPr>
+              <w:t>);</w:t>
+            </w:r>
+            <w:proofErr w:type="gramEnd"/>
+          </w:p>
+          <w:p>
+            <w:pPr>
+              <w:shd w:val="clear" w:color="auto" w:fill="FFFFFE"/>
+              <w:suppressAutoHyphens w:val="0"/>
+              <w:spacing w:line="285" w:lineRule="atLeast"/>
+            </w:pPr>
+            <w:proofErr w:type="spellStart"/>
+            <w:r>
+              <w:rPr>
+                <w:rFonts w:ascii="Consolas" w:hAnsi="Consolas"/>
+                <w:color w:val="000000"/>
+                <w:sz w:val="21"/>
+                <w:szCs w:val="21"/>
+                <w:lang w:eastAsia="en-US" w:bidi="ar-SA"/>
+              </w:rPr>
+              <w:t>System.out.println</w:t>
+            </w:r>
+            <w:proofErr w:type="spellEnd"/>
+            <w:r>
+              <w:rPr>
+                <w:rFonts w:ascii="Consolas" w:hAnsi="Consolas"/>
+                <w:color w:val="000000"/>
+                <w:sz w:val="21"/>
+                <w:szCs w:val="21"/>
+                <w:lang w:eastAsia="en-US" w:bidi="ar-SA"/>
+              </w:rPr>
+              <w:t>(</w:t>
+            </w:r>
+            <w:proofErr w:type="gramStart"/>
+            <w:r>
+              <w:rPr>
+                <w:rFonts w:ascii="Consolas" w:hAnsi="Consolas"/>
+                <w:color w:val="000000"/>
+                <w:sz w:val="21"/>
+                <w:szCs w:val="21"/>
+                <w:lang w:eastAsia="en-US" w:bidi="ar-SA"/>
+              </w:rPr>
+              <w:t>);</w:t>
+            </w:r>
+            <w:proofErr w:type="gramEnd"/>
+          </w:p>
+          <w:p>
+            <w:pPr>
+              <w:shd w:val="clear" w:color="auto" w:fill="FFFFFE"/>
+              <w:suppressAutoHyphens w:val="0"/>
+              <w:spacing w:line="285" w:lineRule="atLeast"/>
+            </w:pPr>
+            <w:proofErr w:type="spellStart"/>
+            <w:r>
+              <w:rPr>
+                <w:rFonts w:ascii="Consolas" w:hAnsi="Consolas"/>
+                <w:color w:val="000000"/>
+                <w:sz w:val="21"/>
+                <w:szCs w:val="21"/>
+                <w:lang w:eastAsia="en-US" w:bidi="ar-SA"/>
+              </w:rPr>
+              <w:t>System.out.print</w:t>
+            </w:r>
+            <w:proofErr w:type="spellEnd"/>
+            <w:r>
+              <w:rPr>
+                <w:rFonts w:ascii="Consolas" w:hAnsi="Consolas"/>
+                <w:color w:val="000000"/>
+                <w:sz w:val="21"/>
+                <w:szCs w:val="21"/>
+                <w:lang w:eastAsia="en-US" w:bidi="ar-SA"/>
+              </w:rPr>
+              <w:t>("JAVA"</w:t>
+            </w:r>
+            <w:proofErr w:type="gramStart"/>
+            <w:r>
+              <w:rPr>
+                <w:rFonts w:ascii="Consolas" w:hAnsi="Consolas"/>
+                <w:color w:val="000000"/>
+                <w:sz w:val="21"/>
+                <w:szCs w:val="21"/>
+                <w:lang w:eastAsia="en-US" w:bidi="ar-SA"/>
+              </w:rPr>
+              <w:t>);</w:t>
+            </w:r>
+            <w:proofErr w:type="gramEnd"/>
+          </w:p>
+          <w:p>
+            <w:pPr>
+              <w:shd w:val="clear" w:color="auto" w:fill="FFFFFE"/>
+              <w:suppressAutoHyphens w:val="0"/>
+              <w:spacing w:line="285" w:lineRule="atLeast"/>
+            </w:pPr>
+            <w:proofErr w:type="spellStart"/>
+            <w:r>
+              <w:rPr>
+                <w:rFonts w:ascii="Consolas" w:hAnsi="Consolas"/>
+                <w:color w:val="000000"/>
+                <w:sz w:val="21"/>
+                <w:szCs w:val="21"/>
+                <w:lang w:eastAsia="en-US" w:bidi="ar-SA"/>
+              </w:rPr>
+              <w:t>System.out.println</w:t>
+            </w:r>
+            <w:proofErr w:type="spellEnd"/>
+            <w:r>
+              <w:rPr>
+                <w:rFonts w:ascii="Consolas" w:hAnsi="Consolas"/>
+                <w:color w:val="000000"/>
+                <w:sz w:val="21"/>
+                <w:szCs w:val="21"/>
+                <w:lang w:eastAsia="en-US" w:bidi="ar-SA"/>
+              </w:rPr>
+              <w:t>("is"</w:t>
+            </w:r>
+            <w:proofErr w:type="gramStart"/>
+            <w:r>
+              <w:rPr>
+                <w:rFonts w:ascii="Consolas" w:hAnsi="Consolas"/>
+                <w:color w:val="000000"/>
+                <w:sz w:val="21"/>
+                <w:szCs w:val="21"/>
+                <w:lang w:eastAsia="en-US" w:bidi="ar-SA"/>
+              </w:rPr>
+              <w:t>);</w:t>
+            </w:r>
+            <w:proofErr w:type="gramEnd"/>
+          </w:p>
+          <w:p>
+            <w:pPr>
+              <w:shd w:val="clear" w:color="auto" w:fill="FFFFFE"/>
+              <w:suppressAutoHyphens w:val="0"/>
+              <w:spacing w:line="285" w:lineRule="atLeast"/>
+            </w:pPr>
+            <w:proofErr w:type="spellStart"/>
+            <w:r>
+              <w:rPr>
+                <w:rFonts w:ascii="Consolas" w:hAnsi="Consolas"/>
+                <w:color w:val="000000"/>
+                <w:sz w:val="21"/>
+                <w:szCs w:val="21"/>
+                <w:lang w:eastAsia="en-US" w:bidi="ar-SA"/>
+              </w:rPr>
+              <w:t>System.out.print</w:t>
+            </w:r>
+            <w:proofErr w:type="spellEnd"/>
+            <w:r>
+              <w:rPr>
+                <w:rFonts w:ascii="Consolas" w:hAnsi="Consolas"/>
+                <w:color w:val="000000"/>
+                <w:sz w:val="21"/>
+                <w:szCs w:val="21"/>
+                <w:lang w:eastAsia="en-US" w:bidi="ar-SA"/>
+              </w:rPr>
+              <w:t>("awesome!");</w:t>
             </w:r>
           </w:p>
         </w:tc>
@@ -821,7 +1005,7 @@
           </w:tcPr>
           <w:p>
             <w:r>
-              <w:t xml:space="preserve">A student wants to write their first class.  </w:t>
+              <w:t>A student saved a Java program as FirstProgram.java.</w:t>
             </w:r>
           </w:p>
         </w:tc>
@@ -850,114 +1034,98 @@
                 <w:szCs w:val="20"/>
                 <w:lang w:eastAsia="en-US" w:bidi="ar-SA"/>
               </w:rPr>
-              <w:t>(a) Indicate a name for the class.  Also indicate the correct extension.</w:t>
-            </w:r>
-          </w:p>
-          <w:p>
-            <w:pPr>
-              <w:shd w:val="clear" w:color="auto" w:fill="FFFFFE"/>
-              <w:suppressAutoHyphens w:val="0"/>
-              <w:spacing w:line="285" w:lineRule="atLeast"/>
-              <w:rPr>
-                <w:color w:val="000000"/>
-                <w:lang w:eastAsia="en-US" w:bidi="ar-SA"/>
-              </w:rPr>
-            </w:pPr>
-          </w:p>
-          <w:p>
-            <w:pPr>
-              <w:shd w:val="clear" w:color="auto" w:fill="FFFFFE"/>
-              <w:suppressAutoHyphens w:val="0"/>
-              <w:spacing w:line="285" w:lineRule="atLeast"/>
-              <w:rPr>
-                <w:color w:val="000000"/>
-                <w:lang w:eastAsia="en-US" w:bidi="ar-SA"/>
-              </w:rPr>
-            </w:pPr>
-          </w:p>
-          <w:p>
-            <w:pPr>
-              <w:shd w:val="clear" w:color="auto" w:fill="FFFFFE"/>
-              <w:suppressAutoHyphens w:val="0"/>
-              <w:spacing w:line="285" w:lineRule="atLeast"/>
-              <w:rPr>
-                <w:szCs w:val="20"/>
-              </w:rPr>
-            </w:pPr>
-            <w:r>
-              <w:rPr>
-                <w:color w:val="000000"/>
-                <w:szCs w:val="20"/>
-                <w:lang w:eastAsia="en-US" w:bidi="ar-SA"/>
-              </w:rPr>
-              <w:t>(b)  What command should the student use to compile the program</w:t>
-            </w:r>
-            <w:r>
-              <w:rPr>
-                <w:color w:val="000000"/>
-                <w:szCs w:val="20"/>
-                <w:lang w:eastAsia="en-US" w:bidi="ar-SA"/>
-              </w:rPr>
-              <w:t>?</w:t>
-            </w:r>
-          </w:p>
-          <w:p>
-            <w:pPr>
-              <w:shd w:val="clear" w:color="auto" w:fill="FFFFFE"/>
-              <w:suppressAutoHyphens w:val="0"/>
-              <w:spacing w:line="285" w:lineRule="atLeast"/>
-              <w:rPr>
-                <w:color w:val="000000"/>
-                <w:lang w:eastAsia="en-US" w:bidi="ar-SA"/>
-              </w:rPr>
-            </w:pPr>
-          </w:p>
-          <w:p>
-            <w:pPr>
-              <w:shd w:val="clear" w:color="auto" w:fill="FFFFFE"/>
-              <w:suppressAutoHyphens w:val="0"/>
-              <w:spacing w:line="285" w:lineRule="atLeast"/>
-              <w:rPr>
-                <w:color w:val="000000"/>
-                <w:lang w:eastAsia="en-US" w:bidi="ar-SA"/>
-              </w:rPr>
-            </w:pPr>
-          </w:p>
-          <w:p>
-            <w:pPr>
-              <w:shd w:val="clear" w:color="auto" w:fill="FFFFFE"/>
-              <w:suppressAutoHyphens w:val="0"/>
-              <w:spacing w:line="285" w:lineRule="atLeast"/>
-              <w:rPr>
-                <w:color w:val="000000"/>
-                <w:lang w:eastAsia="en-US" w:bidi="ar-SA"/>
-              </w:rPr>
-            </w:pPr>
-          </w:p>
-          <w:p>
-            <w:pPr>
-              <w:shd w:val="clear" w:color="auto" w:fill="FFFFFE"/>
-              <w:suppressAutoHyphens w:val="0"/>
-              <w:spacing w:line="285" w:lineRule="atLeast"/>
-              <w:rPr>
-                <w:szCs w:val="20"/>
-              </w:rPr>
-            </w:pPr>
-            <w:r>
-              <w:rPr>
-                <w:color w:val="000000"/>
-                <w:szCs w:val="20"/>
-                <w:lang w:eastAsia="en-US" w:bidi="ar-SA"/>
-              </w:rPr>
-              <w:t xml:space="preserve">(c)  What command should the student use to run the </w:t>
-            </w:r>
-            <w:r>
-              <w:rPr>
-                <w:color w:val="000000"/>
-                <w:szCs w:val="20"/>
-                <w:lang w:eastAsia="en-US" w:bidi="ar-SA"/>
-              </w:rPr>
-              <w:t>program?</w:t>
+              <w:t>(a) What command should the student use to compile the program?</w:t>
+            </w:r>
+          </w:p>
+          <w:p>
+            <w:pPr>
+              <w:shd w:val="clear" w:color="auto" w:fill="FFFFFE"/>
+              <w:suppressAutoHyphens w:val="0"/>
+              <w:spacing w:line="285" w:lineRule="atLeast"/>
+              <w:rPr>
+                <w:color w:val="000000"/>
+                <w:lang w:eastAsia="en-US" w:bidi="ar-SA"/>
+              </w:rPr>
+            </w:pPr>
+          </w:p>
+          <w:p>
+            <w:pPr>
+              <w:shd w:val="clear" w:color="auto" w:fill="FFFFFE"/>
+              <w:suppressAutoHyphens w:val="0"/>
+              <w:spacing w:line="285" w:lineRule="atLeast"/>
+              <w:rPr>
+                <w:color w:val="000000"/>
+                <w:lang w:eastAsia="en-US" w:bidi="ar-SA"/>
+              </w:rPr>
+            </w:pPr>
+          </w:p>
+          <w:p>
+            <w:pPr>
+              <w:shd w:val="clear" w:color="auto" w:fill="FFFFFE"/>
+              <w:suppressAutoHyphens w:val="0"/>
+              <w:spacing w:line="285" w:lineRule="atLeast"/>
+              <w:rPr>
+                <w:szCs w:val="20"/>
+              </w:rPr>
+            </w:pPr>
+            <w:r>
+              <w:rPr>
+                <w:color w:val="000000"/>
+                <w:szCs w:val="20"/>
+                <w:lang w:eastAsia="en-US" w:bidi="ar-SA"/>
+              </w:rPr>
+              <w:t>(b) What new file is created after the program compiles successfully?</w:t>
+            </w:r>
+          </w:p>
+          <w:p>
+            <w:pPr>
+              <w:shd w:val="clear" w:color="auto" w:fill="FFFFFE"/>
+              <w:suppressAutoHyphens w:val="0"/>
+              <w:spacing w:line="285" w:lineRule="atLeast"/>
+              <w:rPr>
+                <w:color w:val="000000"/>
+                <w:lang w:eastAsia="en-US" w:bidi="ar-SA"/>
+              </w:rPr>
+            </w:pPr>
+          </w:p>
+          <w:p>
+            <w:pPr>
+              <w:shd w:val="clear" w:color="auto" w:fill="FFFFFE"/>
+              <w:suppressAutoHyphens w:val="0"/>
+              <w:spacing w:line="285" w:lineRule="atLeast"/>
+              <w:rPr>
+                <w:color w:val="000000"/>
+                <w:lang w:eastAsia="en-US" w:bidi="ar-SA"/>
+              </w:rPr>
+            </w:pPr>
+          </w:p>
+          <w:p>
+            <w:pPr>
+              <w:shd w:val="clear" w:color="auto" w:fill="FFFFFE"/>
+              <w:suppressAutoHyphens w:val="0"/>
+              <w:spacing w:line="285" w:lineRule="atLeast"/>
+              <w:rPr>
+                <w:color w:val="000000"/>
+                <w:lang w:eastAsia="en-US" w:bidi="ar-SA"/>
+              </w:rPr>
+            </w:pPr>
+          </w:p>
+          <w:p>
+            <w:pPr>
+              <w:shd w:val="clear" w:color="auto" w:fill="FFFFFE"/>
+              <w:suppressAutoHyphens w:val="0"/>
+              <w:spacing w:line="285" w:lineRule="atLeast"/>
+              <w:rPr>
+                <w:szCs w:val="20"/>
+              </w:rPr>
+            </w:pPr>
+            <w:r>
+              <w:rPr>
+                <w:color w:val="000000"/>
+                <w:szCs w:val="20"/>
+                <w:lang w:eastAsia="en-US" w:bidi="ar-SA"/>
+              </w:rPr>
+              <w:t>(c) What command should the student use to run the program?</w:t>
             </w:r>
           </w:p>
           <w:p>
@@ -1053,7 +1221,7 @@
           </w:tcPr>
           <w:p>
             <w:r>
-              <w:t xml:space="preserve">A student wants to add their name and the date to the top of a java assignment.  Indicate two ways this can be achieved. </w:t>
+              <w:t>A student wants to add their name and the date to the top of a Java assignment. Write this information once as a single-line comment and once as a block comment.</w:t>
             </w:r>
           </w:p>
         </w:tc>
@@ -1134,10 +1302,27 @@
       </w:tr>
     </w:tbl>
     <w:p/>
+    <w:p/>
+    <w:p/>
+    <w:p/>
+    <w:p/>
+    <w:p/>
+    <w:p/>
+    <w:p/>
+    <w:p/>
+    <w:p/>
+    <w:p/>
+    <w:p>
+      <w:pPr>
+        <w:jc w:val="center"/>
+      </w:pPr>
+    </w:p>
     <w:sectPr>
       <w:headerReference w:type="default" r:id="rId7"/>
+      <w:footerReference w:type="even" r:id="rId8"/>
+      <w:footerReference w:type="default" r:id="rId9"/>
       <w:pgSz w:w="12240" w:h="15840"/>
-      <w:pgMar w:top="1440" w:right="1440" w:bottom="1440" w:left="1440" w:header="720" w:footer="0" w:gutter="0"/>
+      <w:pgMar w:top="1440" w:right="1440" w:bottom="1440" w:left="1440" w:header="720" w:footer="720" w:gutter="0"/>
       <w:cols w:space="720"/>
       <w:formProt w:val="0"/>
       <w:docGrid w:linePitch="360"/>
@@ -1147,7 +1332,7 @@
 </file>
 
 <file path=word/endnotes.xml><?xml version="1.0" encoding="utf-8"?>
-<w:endnotes xmlns:wpc="http://schemas.microsoft.com/office/word/2010/wordprocessingCanvas" xmlns:cx="http://schemas.microsoft.com/office/drawing/2014/chartex" xmlns:cx1="http://schemas.microsoft.com/office/drawing/2015/9/8/chartex" xmlns:cx2="http://schemas.microsoft.com/office/drawing/2015/10/21/chartex" xmlns:cx3="http://schemas.microsoft.com/office/drawing/2016/5/9/chartex" xmlns:cx4="http://schemas.microsoft.com/office/drawing/2016/5/10/chartex" xmlns:cx5="http://schemas.microsoft.com/office/drawing/2016/5/11/chartex" xmlns:cx6="http://schemas.microsoft.com/office/drawing/2016/5/12/chartex" xmlns:cx7="http://schemas.microsoft.com/office/drawing/2016/5/13/chartex" xmlns:cx8="http://schemas.microsoft.com/office/drawing/2016/5/14/chartex" xmlns:mc="http://schemas.openxmlformats.org/markup-compatibility/2006" xmlns:aink="http://schemas.microsoft.com/office/drawing/2016/ink" xmlns:am3d="http://schemas.microsoft.com/office/drawing/2017/model3d" xmlns:o="urn:schemas-microsoft-com:office:office" xmlns:r="http://schemas.openxmlformats.org/officeDocument/2006/relationships" xmlns:m="http://schemas.openxmlformats.org/officeDocument/2006/math" xmlns:v="urn:schemas-microsoft-com:vml" xmlns:wp14="http://schemas.microsoft.com/office/word/2010/wordprocessingDrawing" xmlns:wp="http://schemas.openxmlformats.org/drawingml/2006/wordprocessingDrawing" xmlns:w10="urn:schemas-microsoft-com:office:word" xmlns:w="http://schemas.openxmlformats.org/wordprocessingml/2006/main" xmlns:w14="http://schemas.microsoft.com/office/word/2010/wordml" xmlns:w15="http://schemas.microsoft.com/office/word/2012/wordml" xmlns:w16cex="http://schemas.microsoft.com/office/word/2018/wordml/cex" xmlns:w16cid="http://schemas.microsoft.com/office/word/2016/wordml/cid" xmlns:w16="http://schemas.microsoft.com/office/word/2018/wordml" xmlns:w16sdtdh="http://schemas.microsoft.com/office/word/2020/wordml/sdtdatahash" xmlns:w16se="http://schemas.microsoft.com/office/word/2015/wordml/symex" xmlns:wpg="http://schemas.microsoft.com/office/word/2010/wordprocessingGroup" xmlns:wpi="http://schemas.microsoft.com/office/word/2010/wordprocessingInk" xmlns:wne="http://schemas.microsoft.com/office/word/2006/wordml" xmlns:wps="http://schemas.microsoft.com/office/word/2010/wordprocessingShape" mc:Ignorable="w14 w15 w16se w16cid w16 w16cex w16sdtdh wp14">
+<w:endnotes xmlns:wpc="http://schemas.microsoft.com/office/word/2010/wordprocessingCanvas" xmlns:cx="http://schemas.microsoft.com/office/drawing/2014/chartex" xmlns:cx1="http://schemas.microsoft.com/office/drawing/2015/9/8/chartex" xmlns:cx2="http://schemas.microsoft.com/office/drawing/2015/10/21/chartex" xmlns:cx3="http://schemas.microsoft.com/office/drawing/2016/5/9/chartex" xmlns:cx4="http://schemas.microsoft.com/office/drawing/2016/5/10/chartex" xmlns:cx5="http://schemas.microsoft.com/office/drawing/2016/5/11/chartex" xmlns:cx6="http://schemas.microsoft.com/office/drawing/2016/5/12/chartex" xmlns:cx7="http://schemas.microsoft.com/office/drawing/2016/5/13/chartex" xmlns:cx8="http://schemas.microsoft.com/office/drawing/2016/5/14/chartex" xmlns:mc="http://schemas.openxmlformats.org/markup-compatibility/2006" xmlns:aink="http://schemas.microsoft.com/office/drawing/2016/ink" xmlns:am3d="http://schemas.microsoft.com/office/drawing/2017/model3d" xmlns:o="urn:schemas-microsoft-com:office:office" xmlns:r="http://schemas.openxmlformats.org/officeDocument/2006/relationships" xmlns:m="http://schemas.openxmlformats.org/officeDocument/2006/math" xmlns:v="urn:schemas-microsoft-com:vml" xmlns:wp14="http://schemas.microsoft.com/office/word/2010/wordprocessingDrawing" xmlns:wp="http://schemas.openxmlformats.org/drawingml/2006/wordprocessingDrawing" xmlns:w10="urn:schemas-microsoft-com:office:word" xmlns:w="http://schemas.openxmlformats.org/wordprocessingml/2006/main" xmlns:w14="http://schemas.microsoft.com/office/word/2010/wordml" xmlns:w15="http://schemas.microsoft.com/office/word/2012/wordml" xmlns:w16cex="http://schemas.microsoft.com/office/word/2018/wordml/cex" xmlns:w16cid="http://schemas.microsoft.com/office/word/2016/wordml/cid" xmlns:w16="http://schemas.microsoft.com/office/word/2018/wordml" xmlns:w16se="http://schemas.microsoft.com/office/word/2015/wordml/symex" xmlns:wpg="http://schemas.microsoft.com/office/word/2010/wordprocessingGroup" xmlns:wpi="http://schemas.microsoft.com/office/word/2010/wordprocessingInk" xmlns:wne="http://schemas.microsoft.com/office/word/2006/wordml" xmlns:wps="http://schemas.microsoft.com/office/word/2010/wordprocessingShape" mc:Ignorable="w14 w15 w16se w16cid w16 w16cex wp14">
   <w:endnote w:type="separator" w:id="-1">
     <w:p>
       <w:r>
@@ -1165,8 +1350,152 @@
 </w:endnotes>
 </file>
 
+<file path=word/footer1.xml><?xml version="1.0" encoding="utf-8"?>
+<w:ftr xmlns:wpc="http://schemas.microsoft.com/office/word/2010/wordprocessingCanvas" xmlns:cx="http://schemas.microsoft.com/office/drawing/2014/chartex" xmlns:cx1="http://schemas.microsoft.com/office/drawing/2015/9/8/chartex" xmlns:cx2="http://schemas.microsoft.com/office/drawing/2015/10/21/chartex" xmlns:cx3="http://schemas.microsoft.com/office/drawing/2016/5/9/chartex" xmlns:cx4="http://schemas.microsoft.com/office/drawing/2016/5/10/chartex" xmlns:cx5="http://schemas.microsoft.com/office/drawing/2016/5/11/chartex" xmlns:cx6="http://schemas.microsoft.com/office/drawing/2016/5/12/chartex" xmlns:cx7="http://schemas.microsoft.com/office/drawing/2016/5/13/chartex" xmlns:cx8="http://schemas.microsoft.com/office/drawing/2016/5/14/chartex" xmlns:mc="http://schemas.openxmlformats.org/markup-compatibility/2006" xmlns:aink="http://schemas.microsoft.com/office/drawing/2016/ink" xmlns:am3d="http://schemas.microsoft.com/office/drawing/2017/model3d" xmlns:o="urn:schemas-microsoft-com:office:office" xmlns:r="http://schemas.openxmlformats.org/officeDocument/2006/relationships" xmlns:m="http://schemas.openxmlformats.org/officeDocument/2006/math" xmlns:v="urn:schemas-microsoft-com:vml" xmlns:wp14="http://schemas.microsoft.com/office/word/2010/wordprocessingDrawing" xmlns:wp="http://schemas.openxmlformats.org/drawingml/2006/wordprocessingDrawing" xmlns:w10="urn:schemas-microsoft-com:office:word" xmlns:w="http://schemas.openxmlformats.org/wordprocessingml/2006/main" xmlns:w14="http://schemas.microsoft.com/office/word/2010/wordml" xmlns:w15="http://schemas.microsoft.com/office/word/2012/wordml" xmlns:w16cex="http://schemas.microsoft.com/office/word/2018/wordml/cex" xmlns:w16cid="http://schemas.microsoft.com/office/word/2016/wordml/cid" xmlns:w16="http://schemas.microsoft.com/office/word/2018/wordml" xmlns:w16se="http://schemas.microsoft.com/office/word/2015/wordml/symex" xmlns:wpg="http://schemas.microsoft.com/office/word/2010/wordprocessingGroup" xmlns:wpi="http://schemas.microsoft.com/office/word/2010/wordprocessingInk" xmlns:wne="http://schemas.microsoft.com/office/word/2006/wordml" xmlns:wps="http://schemas.microsoft.com/office/word/2010/wordprocessingShape" mc:Ignorable="w14 w15 w16se w16cid w16 w16cex wp14">
+  <w:p>
+    <w:pPr>
+      <w:pStyle w:val="Footer"/>
+      <w:rPr>
+        <w:rFonts w:asciiTheme="majorHAnsi" w:hAnsiTheme="majorHAnsi" w:cstheme="majorHAnsi"/>
+        <w:color w:val="808080" w:themeColor="background1" w:themeShade="80"/>
+        <w:szCs w:val="20"/>
+        <w:lang w:eastAsia="en-US" w:bidi="ar-SA"/>
+      </w:rPr>
+    </w:pPr>
+    <w:r>
+      <w:rPr>
+        <w:rFonts w:asciiTheme="majorHAnsi" w:hAnsiTheme="majorHAnsi" w:cstheme="majorHAnsi"/>
+        <w:b/>
+        <w:color w:val="F58220"/>
+        <w:szCs w:val="20"/>
+      </w:rPr>
+      <w:t xml:space="preserve">SC:  </w:t>
+    </w:r>
+    <w:r>
+      <w:rPr>
+        <w:rFonts w:asciiTheme="majorHAnsi" w:hAnsiTheme="majorHAnsi" w:cstheme="majorHAnsi"/>
+        <w:color w:val="808080" w:themeColor="background1" w:themeShade="80"/>
+        <w:szCs w:val="20"/>
+      </w:rPr>
+      <w:t>I can create, compile, and run a JAVA program that produces clear, correctly formatted output</w:t>
+    </w:r>
+  </w:p>
+  <w:p>
+    <w:pPr>
+      <w:pStyle w:val="Footer"/>
+      <w:rPr>
+        <w:rFonts w:asciiTheme="majorHAnsi" w:hAnsiTheme="majorHAnsi" w:cstheme="majorHAnsi"/>
+        <w:szCs w:val="20"/>
+      </w:rPr>
+    </w:pPr>
+    <w:r>
+      <w:rPr>
+        <w:rFonts w:asciiTheme="majorHAnsi" w:hAnsiTheme="majorHAnsi" w:cstheme="majorHAnsi"/>
+        <w:bCs/>
+        <w:color w:val="808080"/>
+        <w:szCs w:val="20"/>
+      </w:rPr>
+      <w:t xml:space="preserve">© The </w:t>
+    </w:r>
+    <w:r>
+      <w:rPr>
+        <w:rFonts w:ascii="Cooper Black" w:hAnsi="Cooper Black" w:cstheme="majorHAnsi"/>
+        <w:b/>
+        <w:color w:val="00B050"/>
+        <w:szCs w:val="20"/>
+      </w:rPr>
+      <w:t>learn</w:t>
+    </w:r>
+    <w:r>
+      <w:rPr>
+        <w:rFonts w:asciiTheme="majorHAnsi" w:hAnsiTheme="majorHAnsi" w:cstheme="majorHAnsi"/>
+        <w:bCs/>
+        <w:color w:val="808080"/>
+        <w:szCs w:val="20"/>
+      </w:rPr>
+      <w:t xml:space="preserve"> Project</w:t>
+    </w:r>
+  </w:p>
+  <w:p/>
+</w:ftr>
+</file>
+
+<file path=word/footer2.xml><?xml version="1.0" encoding="utf-8"?>
+<w:ftr xmlns:wpc="http://schemas.microsoft.com/office/word/2010/wordprocessingCanvas" xmlns:cx="http://schemas.microsoft.com/office/drawing/2014/chartex" xmlns:cx1="http://schemas.microsoft.com/office/drawing/2015/9/8/chartex" xmlns:cx2="http://schemas.microsoft.com/office/drawing/2015/10/21/chartex" xmlns:cx3="http://schemas.microsoft.com/office/drawing/2016/5/9/chartex" xmlns:cx4="http://schemas.microsoft.com/office/drawing/2016/5/10/chartex" xmlns:cx5="http://schemas.microsoft.com/office/drawing/2016/5/11/chartex" xmlns:cx6="http://schemas.microsoft.com/office/drawing/2016/5/12/chartex" xmlns:cx7="http://schemas.microsoft.com/office/drawing/2016/5/13/chartex" xmlns:cx8="http://schemas.microsoft.com/office/drawing/2016/5/14/chartex" xmlns:mc="http://schemas.openxmlformats.org/markup-compatibility/2006" xmlns:aink="http://schemas.microsoft.com/office/drawing/2016/ink" xmlns:am3d="http://schemas.microsoft.com/office/drawing/2017/model3d" xmlns:o="urn:schemas-microsoft-com:office:office" xmlns:r="http://schemas.openxmlformats.org/officeDocument/2006/relationships" xmlns:m="http://schemas.openxmlformats.org/officeDocument/2006/math" xmlns:v="urn:schemas-microsoft-com:vml" xmlns:wp14="http://schemas.microsoft.com/office/word/2010/wordprocessingDrawing" xmlns:wp="http://schemas.openxmlformats.org/drawingml/2006/wordprocessingDrawing" xmlns:w10="urn:schemas-microsoft-com:office:word" xmlns:w="http://schemas.openxmlformats.org/wordprocessingml/2006/main" xmlns:w14="http://schemas.microsoft.com/office/word/2010/wordml" xmlns:w15="http://schemas.microsoft.com/office/word/2012/wordml" xmlns:w16cex="http://schemas.microsoft.com/office/word/2018/wordml/cex" xmlns:w16cid="http://schemas.microsoft.com/office/word/2016/wordml/cid" xmlns:w16="http://schemas.microsoft.com/office/word/2018/wordml" xmlns:w16se="http://schemas.microsoft.com/office/word/2015/wordml/symex" xmlns:wpg="http://schemas.microsoft.com/office/word/2010/wordprocessingGroup" xmlns:wpi="http://schemas.microsoft.com/office/word/2010/wordprocessingInk" xmlns:wne="http://schemas.microsoft.com/office/word/2006/wordml" xmlns:wps="http://schemas.microsoft.com/office/word/2010/wordprocessingShape" mc:Ignorable="w14 w15 w16se w16cid w16 w16cex wp14">
+  <w:p>
+    <w:pPr>
+      <w:pStyle w:val="Footer"/>
+      <w:rPr>
+        <w:rFonts w:asciiTheme="majorHAnsi" w:hAnsiTheme="majorHAnsi" w:cstheme="majorHAnsi"/>
+        <w:color w:val="808080" w:themeColor="background1" w:themeShade="80"/>
+        <w:szCs w:val="20"/>
+        <w:lang w:eastAsia="en-US" w:bidi="ar-SA"/>
+      </w:rPr>
+    </w:pPr>
+    <w:r>
+      <w:rPr>
+        <w:rFonts w:asciiTheme="majorHAnsi" w:hAnsiTheme="majorHAnsi" w:cstheme="majorHAnsi"/>
+        <w:b/>
+        <w:color w:val="F58220"/>
+        <w:szCs w:val="20"/>
+      </w:rPr>
+      <w:t xml:space="preserve">SC:  </w:t>
+    </w:r>
+    <w:r>
+      <w:rPr>
+        <w:rFonts w:asciiTheme="majorHAnsi" w:hAnsiTheme="majorHAnsi" w:cstheme="majorHAnsi"/>
+        <w:color w:val="808080" w:themeColor="background1" w:themeShade="80"/>
+        <w:szCs w:val="20"/>
+      </w:rPr>
+      <w:t>I can create, compile, and run a JAVA program that produces clear, correctly formatted output</w:t>
+    </w:r>
+  </w:p>
+  <w:p>
+    <w:pPr>
+      <w:pStyle w:val="Footer"/>
+      <w:rPr>
+        <w:rFonts w:asciiTheme="majorHAnsi" w:hAnsiTheme="majorHAnsi" w:cstheme="majorHAnsi"/>
+        <w:szCs w:val="20"/>
+      </w:rPr>
+    </w:pPr>
+    <w:r>
+      <w:rPr>
+        <w:rFonts w:asciiTheme="majorHAnsi" w:hAnsiTheme="majorHAnsi" w:cstheme="majorHAnsi"/>
+        <w:bCs/>
+        <w:color w:val="808080"/>
+        <w:szCs w:val="20"/>
+      </w:rPr>
+      <w:t xml:space="preserve">© The </w:t>
+    </w:r>
+    <w:r>
+      <w:rPr>
+        <w:rFonts w:ascii="Cooper Black" w:hAnsi="Cooper Black" w:cstheme="majorHAnsi"/>
+        <w:b/>
+        <w:color w:val="00B050"/>
+        <w:szCs w:val="20"/>
+      </w:rPr>
+      <w:t>learn</w:t>
+    </w:r>
+    <w:r>
+      <w:rPr>
+        <w:rFonts w:asciiTheme="majorHAnsi" w:hAnsiTheme="majorHAnsi" w:cstheme="majorHAnsi"/>
+        <w:bCs/>
+        <w:color w:val="808080"/>
+        <w:szCs w:val="20"/>
+      </w:rPr>
+      <w:t xml:space="preserve"> Project</w:t>
+    </w:r>
+  </w:p>
+  <w:p>
+    <w:pPr>
+      <w:pStyle w:val="Footer"/>
+    </w:pPr>
+  </w:p>
+</w:ftr>
+</file>
+
 <file path=word/footnotes.xml><?xml version="1.0" encoding="utf-8"?>
-<w:footnotes xmlns:wpc="http://schemas.microsoft.com/office/word/2010/wordprocessingCanvas" xmlns:cx="http://schemas.microsoft.com/office/drawing/2014/chartex" xmlns:cx1="http://schemas.microsoft.com/office/drawing/2015/9/8/chartex" xmlns:cx2="http://schemas.microsoft.com/office/drawing/2015/10/21/chartex" xmlns:cx3="http://schemas.microsoft.com/office/drawing/2016/5/9/chartex" xmlns:cx4="http://schemas.microsoft.com/office/drawing/2016/5/10/chartex" xmlns:cx5="http://schemas.microsoft.com/office/drawing/2016/5/11/chartex" xmlns:cx6="http://schemas.microsoft.com/office/drawing/2016/5/12/chartex" xmlns:cx7="http://schemas.microsoft.com/office/drawing/2016/5/13/chartex" xmlns:cx8="http://schemas.microsoft.com/office/drawing/2016/5/14/chartex" xmlns:mc="http://schemas.openxmlformats.org/markup-compatibility/2006" xmlns:aink="http://schemas.microsoft.com/office/drawing/2016/ink" xmlns:am3d="http://schemas.microsoft.com/office/drawing/2017/model3d" xmlns:o="urn:schemas-microsoft-com:office:office" xmlns:r="http://schemas.openxmlformats.org/officeDocument/2006/relationships" xmlns:m="http://schemas.openxmlformats.org/officeDocument/2006/math" xmlns:v="urn:schemas-microsoft-com:vml" xmlns:wp14="http://schemas.microsoft.com/office/word/2010/wordprocessingDrawing" xmlns:wp="http://schemas.openxmlformats.org/drawingml/2006/wordprocessingDrawing" xmlns:w10="urn:schemas-microsoft-com:office:word" xmlns:w="http://schemas.openxmlformats.org/wordprocessingml/2006/main" xmlns:w14="http://schemas.microsoft.com/office/word/2010/wordml" xmlns:w15="http://schemas.microsoft.com/office/word/2012/wordml" xmlns:w16cex="http://schemas.microsoft.com/office/word/2018/wordml/cex" xmlns:w16cid="http://schemas.microsoft.com/office/word/2016/wordml/cid" xmlns:w16="http://schemas.microsoft.com/office/word/2018/wordml" xmlns:w16sdtdh="http://schemas.microsoft.com/office/word/2020/wordml/sdtdatahash" xmlns:w16se="http://schemas.microsoft.com/office/word/2015/wordml/symex" xmlns:wpg="http://schemas.microsoft.com/office/word/2010/wordprocessingGroup" xmlns:wpi="http://schemas.microsoft.com/office/word/2010/wordprocessingInk" xmlns:wne="http://schemas.microsoft.com/office/word/2006/wordml" xmlns:wps="http://schemas.microsoft.com/office/word/2010/wordprocessingShape" mc:Ignorable="w14 w15 w16se w16cid w16 w16cex w16sdtdh wp14">
+<w:footnotes xmlns:wpc="http://schemas.microsoft.com/office/word/2010/wordprocessingCanvas" xmlns:cx="http://schemas.microsoft.com/office/drawing/2014/chartex" xmlns:cx1="http://schemas.microsoft.com/office/drawing/2015/9/8/chartex" xmlns:cx2="http://schemas.microsoft.com/office/drawing/2015/10/21/chartex" xmlns:cx3="http://schemas.microsoft.com/office/drawing/2016/5/9/chartex" xmlns:cx4="http://schemas.microsoft.com/office/drawing/2016/5/10/chartex" xmlns:cx5="http://schemas.microsoft.com/office/drawing/2016/5/11/chartex" xmlns:cx6="http://schemas.microsoft.com/office/drawing/2016/5/12/chartex" xmlns:cx7="http://schemas.microsoft.com/office/drawing/2016/5/13/chartex" xmlns:cx8="http://schemas.microsoft.com/office/drawing/2016/5/14/chartex" xmlns:mc="http://schemas.openxmlformats.org/markup-compatibility/2006" xmlns:aink="http://schemas.microsoft.com/office/drawing/2016/ink" xmlns:am3d="http://schemas.microsoft.com/office/drawing/2017/model3d" xmlns:o="urn:schemas-microsoft-com:office:office" xmlns:r="http://schemas.openxmlformats.org/officeDocument/2006/relationships" xmlns:m="http://schemas.openxmlformats.org/officeDocument/2006/math" xmlns:v="urn:schemas-microsoft-com:vml" xmlns:wp14="http://schemas.microsoft.com/office/word/2010/wordprocessingDrawing" xmlns:wp="http://schemas.openxmlformats.org/drawingml/2006/wordprocessingDrawing" xmlns:w10="urn:schemas-microsoft-com:office:word" xmlns:w="http://schemas.openxmlformats.org/wordprocessingml/2006/main" xmlns:w14="http://schemas.microsoft.com/office/word/2010/wordml" xmlns:w15="http://schemas.microsoft.com/office/word/2012/wordml" xmlns:w16cex="http://schemas.microsoft.com/office/word/2018/wordml/cex" xmlns:w16cid="http://schemas.microsoft.com/office/word/2016/wordml/cid" xmlns:w16="http://schemas.microsoft.com/office/word/2018/wordml" xmlns:w16se="http://schemas.microsoft.com/office/word/2015/wordml/symex" xmlns:wpg="http://schemas.microsoft.com/office/word/2010/wordprocessingGroup" xmlns:wpi="http://schemas.microsoft.com/office/word/2010/wordprocessingInk" xmlns:wne="http://schemas.microsoft.com/office/word/2006/wordml" xmlns:wps="http://schemas.microsoft.com/office/word/2010/wordprocessingShape" mc:Ignorable="w14 w15 w16se w16cid w16 w16cex wp14">
   <w:footnote w:type="separator" w:id="-1">
     <w:p>
       <w:r>
@@ -1185,7 +1514,7 @@
 </file>
 
 <file path=word/header1.xml><?xml version="1.0" encoding="utf-8"?>
-<w:hdr xmlns:wpc="http://schemas.microsoft.com/office/word/2010/wordprocessingCanvas" xmlns:cx="http://schemas.microsoft.com/office/drawing/2014/chartex" xmlns:cx1="http://schemas.microsoft.com/office/drawing/2015/9/8/chartex" xmlns:cx2="http://schemas.microsoft.com/office/drawing/2015/10/21/chartex" xmlns:cx3="http://schemas.microsoft.com/office/drawing/2016/5/9/chartex" xmlns:cx4="http://schemas.microsoft.com/office/drawing/2016/5/10/chartex" xmlns:cx5="http://schemas.microsoft.com/office/drawing/2016/5/11/chartex" xmlns:cx6="http://schemas.microsoft.com/office/drawing/2016/5/12/chartex" xmlns:cx7="http://schemas.microsoft.com/office/drawing/2016/5/13/chartex" xmlns:cx8="http://schemas.microsoft.com/office/drawing/2016/5/14/chartex" xmlns:mc="http://schemas.openxmlformats.org/markup-compatibility/2006" xmlns:aink="http://schemas.microsoft.com/office/drawing/2016/ink" xmlns:am3d="http://schemas.microsoft.com/office/drawing/2017/model3d" xmlns:o="urn:schemas-microsoft-com:office:office" xmlns:r="http://schemas.openxmlformats.org/officeDocument/2006/relationships" xmlns:m="http://schemas.openxmlformats.org/officeDocument/2006/math" xmlns:v="urn:schemas-microsoft-com:vml" xmlns:wp14="http://schemas.microsoft.com/office/word/2010/wordprocessingDrawing" xmlns:wp="http://schemas.openxmlformats.org/drawingml/2006/wordprocessingDrawing" xmlns:w10="urn:schemas-microsoft-com:office:word" xmlns:w="http://schemas.openxmlformats.org/wordprocessingml/2006/main" xmlns:w14="http://schemas.microsoft.com/office/word/2010/wordml" xmlns:w15="http://schemas.microsoft.com/office/word/2012/wordml" xmlns:w16cex="http://schemas.microsoft.com/office/word/2018/wordml/cex" xmlns:w16cid="http://schemas.microsoft.com/office/word/2016/wordml/cid" xmlns:w16="http://schemas.microsoft.com/office/word/2018/wordml" xmlns:w16sdtdh="http://schemas.microsoft.com/office/word/2020/wordml/sdtdatahash" xmlns:w16se="http://schemas.microsoft.com/office/word/2015/wordml/symex" xmlns:wpg="http://schemas.microsoft.com/office/word/2010/wordprocessingGroup" xmlns:wpi="http://schemas.microsoft.com/office/word/2010/wordprocessingInk" xmlns:wne="http://schemas.microsoft.com/office/word/2006/wordml" xmlns:wps="http://schemas.microsoft.com/office/word/2010/wordprocessingShape" mc:Ignorable="w14 w15 w16se w16cid w16 w16cex w16sdtdh wp14">
+<w:hdr xmlns:wpc="http://schemas.microsoft.com/office/word/2010/wordprocessingCanvas" xmlns:cx="http://schemas.microsoft.com/office/drawing/2014/chartex" xmlns:cx1="http://schemas.microsoft.com/office/drawing/2015/9/8/chartex" xmlns:cx2="http://schemas.microsoft.com/office/drawing/2015/10/21/chartex" xmlns:cx3="http://schemas.microsoft.com/office/drawing/2016/5/9/chartex" xmlns:cx4="http://schemas.microsoft.com/office/drawing/2016/5/10/chartex" xmlns:cx5="http://schemas.microsoft.com/office/drawing/2016/5/11/chartex" xmlns:cx6="http://schemas.microsoft.com/office/drawing/2016/5/12/chartex" xmlns:cx7="http://schemas.microsoft.com/office/drawing/2016/5/13/chartex" xmlns:cx8="http://schemas.microsoft.com/office/drawing/2016/5/14/chartex" xmlns:mc="http://schemas.openxmlformats.org/markup-compatibility/2006" xmlns:aink="http://schemas.microsoft.com/office/drawing/2016/ink" xmlns:am3d="http://schemas.microsoft.com/office/drawing/2017/model3d" xmlns:o="urn:schemas-microsoft-com:office:office" xmlns:r="http://schemas.openxmlformats.org/officeDocument/2006/relationships" xmlns:m="http://schemas.openxmlformats.org/officeDocument/2006/math" xmlns:v="urn:schemas-microsoft-com:vml" xmlns:wp14="http://schemas.microsoft.com/office/word/2010/wordprocessingDrawing" xmlns:wp="http://schemas.openxmlformats.org/drawingml/2006/wordprocessingDrawing" xmlns:w10="urn:schemas-microsoft-com:office:word" xmlns:w="http://schemas.openxmlformats.org/wordprocessingml/2006/main" xmlns:w14="http://schemas.microsoft.com/office/word/2010/wordml" xmlns:w15="http://schemas.microsoft.com/office/word/2012/wordml" xmlns:w16cex="http://schemas.microsoft.com/office/word/2018/wordml/cex" xmlns:w16cid="http://schemas.microsoft.com/office/word/2016/wordml/cid" xmlns:w16="http://schemas.microsoft.com/office/word/2018/wordml" xmlns:w16se="http://schemas.microsoft.com/office/word/2015/wordml/symex" xmlns:wpg="http://schemas.microsoft.com/office/word/2010/wordprocessingGroup" xmlns:wpi="http://schemas.microsoft.com/office/word/2010/wordprocessingInk" xmlns:wne="http://schemas.microsoft.com/office/word/2006/wordml" xmlns:wps="http://schemas.microsoft.com/office/word/2010/wordprocessingShape" mc:Ignorable="w14 w15 w16se w16cid w16 w16cex wp14">
   <w:p>
     <w:pPr>
       <w:pStyle w:val="Header"/>
@@ -1223,10 +1552,7 @@
       </w:pBdr>
     </w:pPr>
     <w:r>
-      <w:t xml:space="preserve">Name </w:t>
-    </w:r>
-    <w:r>
-      <w:t>____________________________________________________________________ Period _____</w:t>
+      <w:t>Name ____________________________________________________________________ Period _____</w:t>
     </w:r>
   </w:p>
   <w:p>
@@ -1238,7 +1564,7 @@
 </file>
 
 <file path=word/numbering.xml><?xml version="1.0" encoding="utf-8"?>
-<w:numbering xmlns:wpc="http://schemas.microsoft.com/office/word/2010/wordprocessingCanvas" xmlns:cx="http://schemas.microsoft.com/office/drawing/2014/chartex" xmlns:cx1="http://schemas.microsoft.com/office/drawing/2015/9/8/chartex" xmlns:cx2="http://schemas.microsoft.com/office/drawing/2015/10/21/chartex" xmlns:cx3="http://schemas.microsoft.com/office/drawing/2016/5/9/chartex" xmlns:cx4="http://schemas.microsoft.com/office/drawing/2016/5/10/chartex" xmlns:cx5="http://schemas.microsoft.com/office/drawing/2016/5/11/chartex" xmlns:cx6="http://schemas.microsoft.com/office/drawing/2016/5/12/chartex" xmlns:cx7="http://schemas.microsoft.com/office/drawing/2016/5/13/chartex" xmlns:cx8="http://schemas.microsoft.com/office/drawing/2016/5/14/chartex" xmlns:mc="http://schemas.openxmlformats.org/markup-compatibility/2006" xmlns:aink="http://schemas.microsoft.com/office/drawing/2016/ink" xmlns:am3d="http://schemas.microsoft.com/office/drawing/2017/model3d" xmlns:o="urn:schemas-microsoft-com:office:office" xmlns:r="http://schemas.openxmlformats.org/officeDocument/2006/relationships" xmlns:m="http://schemas.openxmlformats.org/officeDocument/2006/math" xmlns:v="urn:schemas-microsoft-com:vml" xmlns:wp14="http://schemas.microsoft.com/office/word/2010/wordprocessingDrawing" xmlns:wp="http://schemas.openxmlformats.org/drawingml/2006/wordprocessingDrawing" xmlns:w10="urn:schemas-microsoft-com:office:word" xmlns:w="http://schemas.openxmlformats.org/wordprocessingml/2006/main" xmlns:w14="http://schemas.microsoft.com/office/word/2010/wordml" xmlns:w15="http://schemas.microsoft.com/office/word/2012/wordml" xmlns:w16cex="http://schemas.microsoft.com/office/word/2018/wordml/cex" xmlns:w16cid="http://schemas.microsoft.com/office/word/2016/wordml/cid" xmlns:w16="http://schemas.microsoft.com/office/word/2018/wordml" xmlns:w16sdtdh="http://schemas.microsoft.com/office/word/2020/wordml/sdtdatahash" xmlns:w16se="http://schemas.microsoft.com/office/word/2015/wordml/symex" xmlns:wpg="http://schemas.microsoft.com/office/word/2010/wordprocessingGroup" xmlns:wpi="http://schemas.microsoft.com/office/word/2010/wordprocessingInk" xmlns:wne="http://schemas.microsoft.com/office/word/2006/wordml" xmlns:wps="http://schemas.microsoft.com/office/word/2010/wordprocessingShape" mc:Ignorable="w14 w15 w16se w16cid w16 w16cex w16sdtdh wp14">
+<w:numbering xmlns:wpc="http://schemas.microsoft.com/office/word/2010/wordprocessingCanvas" xmlns:cx="http://schemas.microsoft.com/office/drawing/2014/chartex" xmlns:cx1="http://schemas.microsoft.com/office/drawing/2015/9/8/chartex" xmlns:cx2="http://schemas.microsoft.com/office/drawing/2015/10/21/chartex" xmlns:cx3="http://schemas.microsoft.com/office/drawing/2016/5/9/chartex" xmlns:cx4="http://schemas.microsoft.com/office/drawing/2016/5/10/chartex" xmlns:cx5="http://schemas.microsoft.com/office/drawing/2016/5/11/chartex" xmlns:cx6="http://schemas.microsoft.com/office/drawing/2016/5/12/chartex" xmlns:cx7="http://schemas.microsoft.com/office/drawing/2016/5/13/chartex" xmlns:cx8="http://schemas.microsoft.com/office/drawing/2016/5/14/chartex" xmlns:mc="http://schemas.openxmlformats.org/markup-compatibility/2006" xmlns:aink="http://schemas.microsoft.com/office/drawing/2016/ink" xmlns:am3d="http://schemas.microsoft.com/office/drawing/2017/model3d" xmlns:o="urn:schemas-microsoft-com:office:office" xmlns:r="http://schemas.openxmlformats.org/officeDocument/2006/relationships" xmlns:m="http://schemas.openxmlformats.org/officeDocument/2006/math" xmlns:v="urn:schemas-microsoft-com:vml" xmlns:wp14="http://schemas.microsoft.com/office/word/2010/wordprocessingDrawing" xmlns:wp="http://schemas.openxmlformats.org/drawingml/2006/wordprocessingDrawing" xmlns:w10="urn:schemas-microsoft-com:office:word" xmlns:w="http://schemas.openxmlformats.org/wordprocessingml/2006/main" xmlns:w14="http://schemas.microsoft.com/office/word/2010/wordml" xmlns:w15="http://schemas.microsoft.com/office/word/2012/wordml" xmlns:w16cex="http://schemas.microsoft.com/office/word/2018/wordml/cex" xmlns:w16cid="http://schemas.microsoft.com/office/word/2016/wordml/cid" xmlns:w16="http://schemas.microsoft.com/office/word/2018/wordml" xmlns:w16se="http://schemas.microsoft.com/office/word/2015/wordml/symex" xmlns:wpg="http://schemas.microsoft.com/office/word/2010/wordprocessingGroup" xmlns:wpi="http://schemas.microsoft.com/office/word/2010/wordprocessingInk" xmlns:wne="http://schemas.microsoft.com/office/word/2006/wordml" xmlns:wps="http://schemas.microsoft.com/office/word/2010/wordprocessingShape" mc:Ignorable="w14 w15 w16se w16cid w16 w16cex wp14">
   <w:abstractNum w:abstractNumId="0" w15:restartNumberingAfterBreak="0">
     <w:nsid w:val="455B7398"/>
     <w:multiLevelType w:val="multilevel"/>
@@ -1430,7 +1756,7 @@
 </file>
 
 <file path=word/styles.xml><?xml version="1.0" encoding="utf-8"?>
-<w:styles xmlns:mc="http://schemas.openxmlformats.org/markup-compatibility/2006" xmlns:r="http://schemas.openxmlformats.org/officeDocument/2006/relationships" xmlns:w="http://schemas.openxmlformats.org/wordprocessingml/2006/main" xmlns:w14="http://schemas.microsoft.com/office/word/2010/wordml" xmlns:w15="http://schemas.microsoft.com/office/word/2012/wordml" xmlns:w16cex="http://schemas.microsoft.com/office/word/2018/wordml/cex" xmlns:w16cid="http://schemas.microsoft.com/office/word/2016/wordml/cid" xmlns:w16="http://schemas.microsoft.com/office/word/2018/wordml" xmlns:w16sdtdh="http://schemas.microsoft.com/office/word/2020/wordml/sdtdatahash" xmlns:w16se="http://schemas.microsoft.com/office/word/2015/wordml/symex" mc:Ignorable="w14 w15 w16se w16cid w16 w16cex w16sdtdh">
+<w:styles xmlns:mc="http://schemas.openxmlformats.org/markup-compatibility/2006" xmlns:r="http://schemas.openxmlformats.org/officeDocument/2006/relationships" xmlns:w="http://schemas.openxmlformats.org/wordprocessingml/2006/main" xmlns:w14="http://schemas.microsoft.com/office/word/2010/wordml" xmlns:w15="http://schemas.microsoft.com/office/word/2012/wordml" xmlns:w16cex="http://schemas.microsoft.com/office/word/2018/wordml/cex" xmlns:w16cid="http://schemas.microsoft.com/office/word/2016/wordml/cid" xmlns:w16="http://schemas.microsoft.com/office/word/2018/wordml" xmlns:w16se="http://schemas.microsoft.com/office/word/2015/wordml/symex" mc:Ignorable="w14 w15 w16se w16cid w16 w16cex">
   <w:docDefaults>
     <w:rPrDefault>
       <w:rPr>
@@ -1474,7 +1800,7 @@
     <w:lsdException w:name="footnote text" w:semiHidden="1" w:unhideWhenUsed="1"/>
     <w:lsdException w:name="annotation text" w:semiHidden="1" w:unhideWhenUsed="1"/>
     <w:lsdException w:name="header" w:semiHidden="1" w:unhideWhenUsed="1"/>
-    <w:lsdException w:name="footer" w:semiHidden="1" w:unhideWhenUsed="1"/>
+    <w:lsdException w:name="footer" w:semiHidden="1" w:uiPriority="0" w:unhideWhenUsed="1"/>
     <w:lsdException w:name="index heading" w:semiHidden="1" w:unhideWhenUsed="1"/>
     <w:lsdException w:name="caption" w:semiHidden="1" w:uiPriority="35" w:unhideWhenUsed="1" w:qFormat="1"/>
     <w:lsdException w:name="table of figures" w:semiHidden="1" w:unhideWhenUsed="1"/>
@@ -1547,6 +1873,7 @@
     <w:lsdException w:name="HTML Sample" w:semiHidden="1" w:unhideWhenUsed="1"/>
     <w:lsdException w:name="HTML Typewriter" w:semiHidden="1" w:unhideWhenUsed="1"/>
     <w:lsdException w:name="HTML Variable" w:semiHidden="1" w:unhideWhenUsed="1"/>
+    <w:lsdException w:name="Normal Table" w:semiHidden="1" w:unhideWhenUsed="1"/>
     <w:lsdException w:name="annotation subject" w:semiHidden="1" w:unhideWhenUsed="1"/>
     <w:lsdException w:name="No List" w:semiHidden="1" w:unhideWhenUsed="1"/>
     <w:lsdException w:name="Outline List 1" w:semiHidden="1" w:unhideWhenUsed="1"/>
@@ -1593,8 +1920,10 @@
     <w:lsdException w:name="Table Subtle 2" w:semiHidden="1" w:unhideWhenUsed="1"/>
     <w:lsdException w:name="Table Web 1" w:semiHidden="1" w:unhideWhenUsed="1"/>
     <w:lsdException w:name="Table Web 2" w:semiHidden="1" w:unhideWhenUsed="1"/>
+    <w:lsdException w:name="Table Web 3" w:semiHidden="1" w:unhideWhenUsed="1"/>
     <w:lsdException w:name="Balloon Text" w:semiHidden="1" w:unhideWhenUsed="1"/>
     <w:lsdException w:name="Table Grid" w:uiPriority="39"/>
+    <w:lsdException w:name="Table Theme" w:semiHidden="1" w:unhideWhenUsed="1"/>
     <w:lsdException w:name="Placeholder Text" w:semiHidden="1"/>
     <w:lsdException w:name="No Spacing" w:uiPriority="1" w:qFormat="1"/>
     <w:lsdException w:name="Light Shading" w:uiPriority="60"/>
@@ -1868,7 +2197,6 @@
     <w:name w:val="Footer Char"/>
     <w:basedOn w:val="DefaultParagraphFont"/>
     <w:link w:val="Footer"/>
-    <w:uiPriority w:val="99"/>
     <w:qFormat/>
     <w:rsid w:val="0082551F"/>
   </w:style>
@@ -1990,7 +2318,6 @@
     <w:name w:val="footer"/>
     <w:basedOn w:val="Normal"/>
     <w:link w:val="FooterChar"/>
-    <w:uiPriority w:val="99"/>
     <w:unhideWhenUsed/>
     <w:rsid w:val="0082551F"/>
     <w:pPr>
